--- a/applications/site/documents/weatherby-locum-family-practice-cover-letter.docx
+++ b/applications/site/documents/weatherby-locum-family-practice-cover-letter.docx
@@ -24,7 +24,7 @@
     </w:p>
     <w:p>
       <w:r>
-        <w:t>My California PA license application is in process, with an expected issue date of January 2027. I am planning to relocate to Northern California. I would welcome a conversation about timing.</w:t>
+        <w:t>My California PA license application is in process, with an expected issue date of January 2027. I am planning to move to Sacramento or the greater Sacramento area. I would welcome a conversation about timing.</w:t>
       </w:r>
     </w:p>
     <w:p>

--- a/applications/site/documents/weatherby-locum-family-practice-cover-letter.docx
+++ b/applications/site/documents/weatherby-locum-family-practice-cover-letter.docx
@@ -24,7 +24,7 @@
     </w:p>
     <w:p>
       <w:r>
-        <w:t>My California PA license application is in process, with an expected issue date of January 2027. I am planning to move to Sacramento or the greater Sacramento area. I would welcome a conversation about timing.</w:t>
+        <w:t>I am licensed as a PA in Iowa and Indiana, and my California license application is in process, with an expected issue date of January 2027. I am planning to move to Sacramento or the greater Sacramento area. I would welcome a conversation about timing.</w:t>
       </w:r>
     </w:p>
     <w:p>

--- a/applications/site/documents/weatherby-locum-family-practice-cover-letter.docx
+++ b/applications/site/documents/weatherby-locum-family-practice-cover-letter.docx
@@ -14,7 +14,7 @@
     </w:p>
     <w:p>
       <w:r>
-        <w:t>I completed 12 rotations across 8 specialties during my MSPAS training, which prepared me to step into new settings quickly. In my current Emergency Department role I independently evaluate and manage 15–25 patients per shift, and I hold ACLS, BLS and ATLS certification.</w:t>
+        <w:t>I completed 12 rotations across 8 specialties during my MSPAS training, which prepared me to step into new settings quickly. In my current Emergency Department role I independently evaluate and manage 15–25 patients per shift, and I hold ACLS, BLS, ATLS and PALS certification.</w:t>
       </w:r>
     </w:p>
     <w:p>
